--- a/sourse/Другой стек/Вирус, пакетный генератор, разведка/4_пасоиб_черникова.docx
+++ b/sourse/Другой стек/Вирус, пакетный генератор, разведка/4_пасоиб_черникова.docx
@@ -461,13 +461,7 @@
         <w:rPr>
           <w:rFonts w:cs="Times New Roman"/>
         </w:rPr>
-        <w:t>студент гр</w:t>
-      </w:r>
-      <w:r>
-        <w:rPr>
-          <w:rFonts w:cs="Times New Roman"/>
-        </w:rPr>
-        <w:t>. 5131001/20502</w:t>
+        <w:t xml:space="preserve">студент </w:t>
       </w:r>
       <w:r>
         <w:rPr>
@@ -612,7 +606,7 @@
         <w:rPr>
           <w:rFonts w:cs="Times New Roman"/>
         </w:rPr>
-        <w:t>доцент</w:t>
+        <w:tab/>
       </w:r>
       <w:r>
         <w:rPr>
@@ -624,37 +618,7 @@
         <w:rPr>
           <w:rFonts w:cs="Times New Roman"/>
         </w:rPr>
-        <w:tab/>
-      </w:r>
-      <w:r>
-        <w:rPr>
-          <w:rFonts w:cs="Times New Roman"/>
-        </w:rPr>
         <w:t xml:space="preserve">       </w:t>
-      </w:r>
-      <w:r>
-        <w:rPr>
-          <w:rFonts w:cs="Times New Roman"/>
-        </w:rPr>
-        <w:t>Семенов П</w:t>
-      </w:r>
-      <w:r>
-        <w:rPr>
-          <w:rFonts w:cs="Times New Roman"/>
-        </w:rPr>
-        <w:t>.</w:t>
-      </w:r>
-      <w:r>
-        <w:rPr>
-          <w:rFonts w:cs="Times New Roman"/>
-        </w:rPr>
-        <w:t xml:space="preserve"> О</w:t>
-      </w:r>
-      <w:r>
-        <w:rPr>
-          <w:rFonts w:cs="Times New Roman"/>
-        </w:rPr>
-        <w:t>.</w:t>
       </w:r>
     </w:p>
     <w:p>
@@ -929,12 +893,44 @@
         <w:t xml:space="preserve">1. </w:t>
       </w:r>
       <w:r>
-        <w:t xml:space="preserve">Выполнить передачу файла размером 12-20 КБ между двумя вычислительными узлами утилитой netcat. </w:t>
-      </w:r>
-    </w:p>
-    <w:p>
-      <w:r>
-        <w:t xml:space="preserve">2. С помощью утилиты wireshark (windump, tcpdump или т.п.) зафиксировать процесс передачи файла: установление сеанса, передача данных, закрытие сеанса. </w:t>
+        <w:t xml:space="preserve">Выполнить передачу файла размером 12-20 КБ между двумя вычислительными узлами утилитой </w:t>
+      </w:r>
+      <w:proofErr w:type="spellStart"/>
+      <w:r>
+        <w:t>netcat</w:t>
+      </w:r>
+      <w:proofErr w:type="spellEnd"/>
+      <w:r>
+        <w:t xml:space="preserve">. </w:t>
+      </w:r>
+    </w:p>
+    <w:p>
+      <w:r>
+        <w:t xml:space="preserve">2. С помощью утилиты </w:t>
+      </w:r>
+      <w:proofErr w:type="spellStart"/>
+      <w:r>
+        <w:t>wireshark</w:t>
+      </w:r>
+      <w:proofErr w:type="spellEnd"/>
+      <w:r>
+        <w:t xml:space="preserve"> (</w:t>
+      </w:r>
+      <w:proofErr w:type="spellStart"/>
+      <w:r>
+        <w:t>windump</w:t>
+      </w:r>
+      <w:proofErr w:type="spellEnd"/>
+      <w:r>
+        <w:t xml:space="preserve">, </w:t>
+      </w:r>
+      <w:proofErr w:type="spellStart"/>
+      <w:r>
+        <w:t>tcpdump</w:t>
+      </w:r>
+      <w:proofErr w:type="spellEnd"/>
+      <w:r>
+        <w:t xml:space="preserve"> или т.п.) зафиксировать процесс передачи файла: установление сеанса, передача данных, закрытие сеанса. </w:t>
       </w:r>
     </w:p>
     <w:p>
@@ -965,21 +961,35 @@
         <w:rPr>
           <w:lang w:val="en-US"/>
         </w:rPr>
-        <w:t xml:space="preserve">&lt;mss 1460, </w:t>
-      </w:r>
-      <w:proofErr w:type="gramStart"/>
-      <w:r>
-        <w:rPr>
-          <w:lang w:val="en-US"/>
-        </w:rPr>
-        <w:t>nop,nop</w:t>
-      </w:r>
-      <w:proofErr w:type="gramEnd"/>
-      <w:r>
-        <w:rPr>
-          <w:lang w:val="en-US"/>
-        </w:rPr>
-        <w:t xml:space="preserve">,sackOK&gt; </w:t>
+        <w:t>&lt;</w:t>
+      </w:r>
+      <w:proofErr w:type="spellStart"/>
+      <w:r>
+        <w:rPr>
+          <w:lang w:val="en-US"/>
+        </w:rPr>
+        <w:t>mss</w:t>
+      </w:r>
+      <w:proofErr w:type="spellEnd"/>
+      <w:r>
+        <w:rPr>
+          <w:lang w:val="en-US"/>
+        </w:rPr>
+        <w:t xml:space="preserve"> 1460, </w:t>
+      </w:r>
+      <w:proofErr w:type="spellStart"/>
+      <w:r>
+        <w:rPr>
+          <w:lang w:val="en-US"/>
+        </w:rPr>
+        <w:t>nop,nop,sackOK</w:t>
+      </w:r>
+      <w:proofErr w:type="spellEnd"/>
+      <w:r>
+        <w:rPr>
+          <w:lang w:val="en-US"/>
+        </w:rPr>
+        <w:t xml:space="preserve">&gt; </w:t>
       </w:r>
     </w:p>
     <w:p>
@@ -1005,21 +1015,35 @@
         <w:rPr>
           <w:lang w:val="en-US"/>
         </w:rPr>
-        <w:t xml:space="preserve">&lt;mss 1460, </w:t>
-      </w:r>
-      <w:proofErr w:type="gramStart"/>
-      <w:r>
-        <w:rPr>
-          <w:lang w:val="en-US"/>
-        </w:rPr>
-        <w:t>nop,nop</w:t>
-      </w:r>
-      <w:proofErr w:type="gramEnd"/>
-      <w:r>
-        <w:rPr>
-          <w:lang w:val="en-US"/>
-        </w:rPr>
-        <w:t xml:space="preserve">,sackOK&gt; </w:t>
+        <w:t>&lt;</w:t>
+      </w:r>
+      <w:proofErr w:type="spellStart"/>
+      <w:r>
+        <w:rPr>
+          <w:lang w:val="en-US"/>
+        </w:rPr>
+        <w:t>mss</w:t>
+      </w:r>
+      <w:proofErr w:type="spellEnd"/>
+      <w:r>
+        <w:rPr>
+          <w:lang w:val="en-US"/>
+        </w:rPr>
+        <w:t xml:space="preserve"> 1460, </w:t>
+      </w:r>
+      <w:proofErr w:type="spellStart"/>
+      <w:r>
+        <w:rPr>
+          <w:lang w:val="en-US"/>
+        </w:rPr>
+        <w:t>nop,nop,sackOK</w:t>
+      </w:r>
+      <w:proofErr w:type="spellEnd"/>
+      <w:r>
+        <w:rPr>
+          <w:lang w:val="en-US"/>
+        </w:rPr>
+        <w:t xml:space="preserve">&gt; </w:t>
       </w:r>
     </w:p>
     <w:p>
@@ -1060,7 +1084,39 @@
     </w:p>
     <w:p>
       <w:r>
-        <w:t xml:space="preserve">− предоставлять возможность пользователю сформировать любой IP, TCP, UDP и ICMP (только Echo request и Echo Reply) пакет в части заполнения всех полей протоколов (в том числе зарезервированных); </w:t>
+        <w:t xml:space="preserve">− предоставлять возможность пользователю сформировать любой IP, TCP, UDP и ICMP (только </w:t>
+      </w:r>
+      <w:proofErr w:type="spellStart"/>
+      <w:r>
+        <w:t>Echo</w:t>
+      </w:r>
+      <w:proofErr w:type="spellEnd"/>
+      <w:r>
+        <w:t xml:space="preserve"> </w:t>
+      </w:r>
+      <w:proofErr w:type="spellStart"/>
+      <w:r>
+        <w:t>request</w:t>
+      </w:r>
+      <w:proofErr w:type="spellEnd"/>
+      <w:r>
+        <w:t xml:space="preserve"> и </w:t>
+      </w:r>
+      <w:proofErr w:type="spellStart"/>
+      <w:r>
+        <w:t>Echo</w:t>
+      </w:r>
+      <w:proofErr w:type="spellEnd"/>
+      <w:r>
+        <w:t xml:space="preserve"> </w:t>
+      </w:r>
+      <w:proofErr w:type="spellStart"/>
+      <w:r>
+        <w:t>Reply</w:t>
+      </w:r>
+      <w:proofErr w:type="spellEnd"/>
+      <w:r>
+        <w:t xml:space="preserve">) пакет в части заполнения всех полей протоколов (в том числе зарезервированных); </w:t>
       </w:r>
     </w:p>
     <w:p>
@@ -1139,6 +1195,7 @@
           <w:szCs w:val="22"/>
         </w:rPr>
       </w:pPr>
+      <w:proofErr w:type="spellStart"/>
       <w:r>
         <w:rPr>
           <w:rFonts w:ascii="Courier New" w:hAnsi="Courier New" w:cs="Courier New"/>
@@ -1148,6 +1205,7 @@
         </w:rPr>
         <w:t>ncat</w:t>
       </w:r>
+      <w:proofErr w:type="spellEnd"/>
       <w:r>
         <w:rPr>
           <w:rFonts w:ascii="Courier New" w:hAnsi="Courier New" w:cs="Courier New"/>
@@ -1183,6 +1241,7 @@
           <w:lang w:val="en-US"/>
         </w:rPr>
       </w:pPr>
+      <w:proofErr w:type="spellStart"/>
       <w:r>
         <w:rPr>
           <w:rFonts w:ascii="Courier New" w:hAnsi="Courier New" w:cs="Courier New"/>
@@ -1190,43 +1249,104 @@
           <w:szCs w:val="22"/>
           <w:lang w:val="en-US"/>
         </w:rPr>
-        <w:t xml:space="preserve">nc -l -p 3333 &gt; received_file.docx </w:t>
-      </w:r>
-    </w:p>
-    <w:p>
-      <w:r>
-        <w:t xml:space="preserve">С помощью </w:t>
-      </w:r>
-      <w:r>
-        <w:t>захвата пакетов</w:t>
-      </w:r>
-      <w:r>
-        <w:t xml:space="preserve"> </w:t>
-      </w:r>
-      <w:r>
-        <w:t>были получены данные</w:t>
-      </w:r>
-      <w:r>
-        <w:t xml:space="preserve"> на рисунке 1.</w:t>
-      </w:r>
-    </w:p>
-    <w:p>
-      <w:pPr>
+        <w:t>nc</w:t>
+      </w:r>
+      <w:proofErr w:type="spellEnd"/>
+      <w:r>
         <w:rPr>
           <w:rFonts w:ascii="Courier New" w:hAnsi="Courier New" w:cs="Courier New"/>
           <w:sz w:val="22"/>
           <w:szCs w:val="22"/>
           <w:lang w:val="en-US"/>
         </w:rPr>
-      </w:pPr>
-      <w:r>
+        <w:t xml:space="preserve"> -l -p 3333 &gt; received_file.docx </w:t>
+      </w:r>
+    </w:p>
+    <w:p>
+      <w:r>
+        <w:t xml:space="preserve">С помощью </w:t>
+      </w:r>
+      <w:r>
+        <w:t>захвата пакетов</w:t>
+      </w:r>
+      <w:r>
+        <w:t xml:space="preserve"> </w:t>
+      </w:r>
+      <w:r>
+        <w:t>были получены данные</w:t>
+      </w:r>
+      <w:r>
+        <w:t xml:space="preserve"> на рисунке 1.</w:t>
+      </w:r>
+    </w:p>
+    <w:p>
+      <w:pPr>
         <w:rPr>
           <w:rFonts w:ascii="Courier New" w:hAnsi="Courier New" w:cs="Courier New"/>
           <w:sz w:val="22"/>
           <w:szCs w:val="22"/>
           <w:lang w:val="en-US"/>
         </w:rPr>
-        <w:t>sudo tcpdump -i any -n host 192.168.1.138</w:t>
+      </w:pPr>
+      <w:proofErr w:type="spellStart"/>
+      <w:r>
+        <w:rPr>
+          <w:rFonts w:ascii="Courier New" w:hAnsi="Courier New" w:cs="Courier New"/>
+          <w:sz w:val="22"/>
+          <w:szCs w:val="22"/>
+          <w:lang w:val="en-US"/>
+        </w:rPr>
+        <w:t>sudo</w:t>
+      </w:r>
+      <w:proofErr w:type="spellEnd"/>
+      <w:r>
+        <w:rPr>
+          <w:rFonts w:ascii="Courier New" w:hAnsi="Courier New" w:cs="Courier New"/>
+          <w:sz w:val="22"/>
+          <w:szCs w:val="22"/>
+          <w:lang w:val="en-US"/>
+        </w:rPr>
+        <w:t xml:space="preserve"> </w:t>
+      </w:r>
+      <w:proofErr w:type="spellStart"/>
+      <w:r>
+        <w:rPr>
+          <w:rFonts w:ascii="Courier New" w:hAnsi="Courier New" w:cs="Courier New"/>
+          <w:sz w:val="22"/>
+          <w:szCs w:val="22"/>
+          <w:lang w:val="en-US"/>
+        </w:rPr>
+        <w:t>tcpdump</w:t>
+      </w:r>
+      <w:proofErr w:type="spellEnd"/>
+      <w:r>
+        <w:rPr>
+          <w:rFonts w:ascii="Courier New" w:hAnsi="Courier New" w:cs="Courier New"/>
+          <w:sz w:val="22"/>
+          <w:szCs w:val="22"/>
+          <w:lang w:val="en-US"/>
+        </w:rPr>
+        <w:t xml:space="preserve"> -</w:t>
+      </w:r>
+      <w:proofErr w:type="spellStart"/>
+      <w:r>
+        <w:rPr>
+          <w:rFonts w:ascii="Courier New" w:hAnsi="Courier New" w:cs="Courier New"/>
+          <w:sz w:val="22"/>
+          <w:szCs w:val="22"/>
+          <w:lang w:val="en-US"/>
+        </w:rPr>
+        <w:t>i</w:t>
+      </w:r>
+      <w:proofErr w:type="spellEnd"/>
+      <w:r>
+        <w:rPr>
+          <w:rFonts w:ascii="Courier New" w:hAnsi="Courier New" w:cs="Courier New"/>
+          <w:sz w:val="22"/>
+          <w:szCs w:val="22"/>
+          <w:lang w:val="en-US"/>
+        </w:rPr>
+        <w:t xml:space="preserve"> any -n host 192.168.1.138</w:t>
       </w:r>
     </w:p>
     <w:p>
@@ -1281,27 +1401,14 @@
       <w:r>
         <w:t xml:space="preserve">Рисунок </w:t>
       </w:r>
-      <w:r>
-        <w:fldChar w:fldCharType="begin"/>
-      </w:r>
-      <w:r>
-        <w:instrText xml:space="preserve"> SEQ Рисунок \* ARABIC </w:instrText>
-      </w:r>
-      <w:r>
-        <w:fldChar w:fldCharType="separate"/>
-      </w:r>
-      <w:r>
-        <w:rPr>
-          <w:noProof/>
-        </w:rPr>
-        <w:t>1</w:t>
-      </w:r>
-      <w:r>
-        <w:rPr>
-          <w:noProof/>
-        </w:rPr>
-        <w:fldChar w:fldCharType="end"/>
-      </w:r>
+      <w:fldSimple w:instr=" SEQ Рисунок \* ARABIC ">
+        <w:r>
+          <w:rPr>
+            <w:noProof/>
+          </w:rPr>
+          <w:t>1</w:t>
+        </w:r>
+      </w:fldSimple>
       <w:r>
         <w:t xml:space="preserve"> - </w:t>
       </w:r>
@@ -1314,12 +1421,14 @@
       <w:r>
         <w:t xml:space="preserve">. </w:t>
       </w:r>
+      <w:proofErr w:type="spellStart"/>
       <w:r>
         <w:rPr>
           <w:lang w:val="en-US"/>
         </w:rPr>
         <w:t>tcpdump</w:t>
       </w:r>
+      <w:proofErr w:type="spellEnd"/>
     </w:p>
     <w:p>
       <w:r>
@@ -1329,8 +1438,13 @@
         <w:t>оддержка SACK</w:t>
       </w:r>
       <w:r>
-        <w:t xml:space="preserve"> (sack</w:t>
-      </w:r>
+        <w:t xml:space="preserve"> (</w:t>
+      </w:r>
+      <w:proofErr w:type="spellStart"/>
+      <w:r>
+        <w:t>sack</w:t>
+      </w:r>
+      <w:proofErr w:type="spellEnd"/>
       <w:r>
         <w:rPr>
           <w:lang w:val="en-US"/>
@@ -1341,15 +1455,7 @@
         <w:t>)</w:t>
       </w:r>
       <w:r>
-        <w:t xml:space="preserve"> </w:t>
-      </w:r>
-      <w:proofErr w:type="gramStart"/>
-      <w:r>
-        <w:t>- это</w:t>
-      </w:r>
-      <w:proofErr w:type="gramEnd"/>
-      <w:r>
-        <w:t xml:space="preserve"> механизм TCP, который позволяет получателю подтверждать </w:t>
+        <w:t xml:space="preserve"> - это механизм TCP, который позволяет получателю подтверждать </w:t>
       </w:r>
       <w:r>
         <w:rPr>
@@ -1567,8 +1673,13 @@
           <w:numId w:val="12"/>
         </w:numPr>
       </w:pPr>
-      <w:r>
-        <w:t>Flags [S] – SYN (начало соединения);</w:t>
+      <w:proofErr w:type="spellStart"/>
+      <w:r>
+        <w:t>Flags</w:t>
+      </w:r>
+      <w:proofErr w:type="spellEnd"/>
+      <w:r>
+        <w:t xml:space="preserve"> [S] – SYN (начало соединения);</w:t>
       </w:r>
     </w:p>
     <w:p>
@@ -1579,8 +1690,13 @@
           <w:numId w:val="12"/>
         </w:numPr>
       </w:pPr>
-      <w:r>
-        <w:t>Flags [S.] – SYN-ACK (подтверждение + свой SYN);</w:t>
+      <w:proofErr w:type="spellStart"/>
+      <w:r>
+        <w:t>Flags</w:t>
+      </w:r>
+      <w:proofErr w:type="spellEnd"/>
+      <w:r>
+        <w:t xml:space="preserve"> [S.] – SYN-ACK (подтверждение + свой SYN);</w:t>
       </w:r>
     </w:p>
     <w:p>
@@ -1591,8 +1707,13 @@
           <w:numId w:val="12"/>
         </w:numPr>
       </w:pPr>
-      <w:r>
-        <w:t>Flags [.] – ACK (подтверждение)</w:t>
+      <w:proofErr w:type="spellStart"/>
+      <w:r>
+        <w:t>Flags</w:t>
+      </w:r>
+      <w:proofErr w:type="spellEnd"/>
+      <w:r>
+        <w:t xml:space="preserve"> [.] – ACK (подтверждение)</w:t>
       </w:r>
       <w:r>
         <w:rPr>
@@ -1609,8 +1730,13 @@
           <w:numId w:val="12"/>
         </w:numPr>
       </w:pPr>
-      <w:r>
-        <w:t>Flags [P.] – PUSH + ACK (передача данных);</w:t>
+      <w:proofErr w:type="spellStart"/>
+      <w:r>
+        <w:t>Flags</w:t>
+      </w:r>
+      <w:proofErr w:type="spellEnd"/>
+      <w:r>
+        <w:t xml:space="preserve"> [P.] – PUSH + ACK (передача данных);</w:t>
       </w:r>
     </w:p>
     <w:p>
@@ -1621,8 +1747,13 @@
           <w:numId w:val="12"/>
         </w:numPr>
       </w:pPr>
-      <w:r>
-        <w:t>Flags [F</w:t>
+      <w:proofErr w:type="spellStart"/>
+      <w:r>
+        <w:t>Flags</w:t>
+      </w:r>
+      <w:proofErr w:type="spellEnd"/>
+      <w:r>
+        <w:t xml:space="preserve"> [F</w:t>
       </w:r>
       <w:r>
         <w:rPr>
@@ -1648,8 +1779,13 @@
           <w:numId w:val="12"/>
         </w:numPr>
       </w:pPr>
-      <w:r>
-        <w:t>Flags [F.] – FIN + ACK (закрытие соединения);</w:t>
+      <w:proofErr w:type="spellStart"/>
+      <w:r>
+        <w:t>Flags</w:t>
+      </w:r>
+      <w:proofErr w:type="spellEnd"/>
+      <w:r>
+        <w:t xml:space="preserve"> [F.] – FIN + ACK (закрытие соединения);</w:t>
       </w:r>
     </w:p>
     <w:p>
@@ -1740,27 +1876,14 @@
       <w:r>
         <w:t xml:space="preserve">Рисунок </w:t>
       </w:r>
-      <w:r>
-        <w:fldChar w:fldCharType="begin"/>
-      </w:r>
-      <w:r>
-        <w:instrText xml:space="preserve"> SEQ Рисунок \* ARABIC </w:instrText>
-      </w:r>
-      <w:r>
-        <w:fldChar w:fldCharType="separate"/>
-      </w:r>
-      <w:r>
-        <w:rPr>
-          <w:noProof/>
-        </w:rPr>
-        <w:t>2</w:t>
-      </w:r>
-      <w:r>
-        <w:rPr>
-          <w:noProof/>
-        </w:rPr>
-        <w:fldChar w:fldCharType="end"/>
-      </w:r>
+      <w:fldSimple w:instr=" SEQ Рисунок \* ARABIC ">
+        <w:r>
+          <w:rPr>
+            <w:noProof/>
+          </w:rPr>
+          <w:t>2</w:t>
+        </w:r>
+      </w:fldSimple>
       <w:r>
         <w:t xml:space="preserve"> - Свойства файла</w:t>
       </w:r>
@@ -1859,30 +1982,14 @@
       <w:r>
         <w:t xml:space="preserve">Рисунок </w:t>
       </w:r>
-      <w:r>
-        <w:fldChar w:fldCharType="begin"/>
-      </w:r>
-      <w:r>
-        <w:instrText xml:space="preserve"> SEQ Рисунок \* ARABI</w:instrText>
-      </w:r>
-      <w:r>
-        <w:instrText xml:space="preserve">C </w:instrText>
-      </w:r>
-      <w:r>
-        <w:fldChar w:fldCharType="separate"/>
-      </w:r>
-      <w:r>
-        <w:rPr>
-          <w:noProof/>
-        </w:rPr>
-        <w:t>3</w:t>
-      </w:r>
-      <w:r>
-        <w:rPr>
-          <w:noProof/>
-        </w:rPr>
-        <w:fldChar w:fldCharType="end"/>
-      </w:r>
+      <w:fldSimple w:instr=" SEQ Рисунок \* ARABIC ">
+        <w:r>
+          <w:rPr>
+            <w:noProof/>
+          </w:rPr>
+          <w:t>3</w:t>
+        </w:r>
+      </w:fldSimple>
       <w:r>
         <w:t xml:space="preserve"> - </w:t>
       </w:r>
@@ -1972,27 +2079,14 @@
       <w:r>
         <w:t xml:space="preserve">Рисунок </w:t>
       </w:r>
-      <w:r>
-        <w:fldChar w:fldCharType="begin"/>
-      </w:r>
-      <w:r>
-        <w:instrText xml:space="preserve"> SEQ Рисунок \* ARABIC </w:instrText>
-      </w:r>
-      <w:r>
-        <w:fldChar w:fldCharType="separate"/>
-      </w:r>
-      <w:r>
-        <w:rPr>
-          <w:noProof/>
-        </w:rPr>
-        <w:t>4</w:t>
-      </w:r>
-      <w:r>
-        <w:rPr>
-          <w:noProof/>
-        </w:rPr>
-        <w:fldChar w:fldCharType="end"/>
-      </w:r>
+      <w:fldSimple w:instr=" SEQ Рисунок \* ARABIC ">
+        <w:r>
+          <w:rPr>
+            <w:noProof/>
+          </w:rPr>
+          <w:t>4</w:t>
+        </w:r>
+      </w:fldSimple>
       <w:r>
         <w:t xml:space="preserve"> - Трафик передачи файла 18 кб. </w:t>
       </w:r>
@@ -2033,12 +2127,14 @@
       <w:r>
         <w:t xml:space="preserve">окно, максимальное количество байт, которое можно отправлять без подтверждения) и </w:t>
       </w:r>
+      <w:proofErr w:type="spellStart"/>
       <w:r>
         <w:rPr>
           <w:lang w:val="en-US"/>
         </w:rPr>
         <w:t>wscale</w:t>
       </w:r>
+      <w:proofErr w:type="spellEnd"/>
       <w:r>
         <w:t xml:space="preserve"> (</w:t>
       </w:r>
@@ -2074,8 +2170,13 @@
       </w:r>
     </w:p>
     <w:p>
-      <w:r>
-        <w:t>W_real = W</w:t>
+      <w:proofErr w:type="spellStart"/>
+      <w:r>
+        <w:t>W_real</w:t>
+      </w:r>
+      <w:proofErr w:type="spellEnd"/>
+      <w:r>
+        <w:t xml:space="preserve"> = W</w:t>
       </w:r>
       <w:r>
         <w:rPr>
@@ -2086,12 +2187,14 @@
       <w:r>
         <w:t xml:space="preserve"> × </w:t>
       </w:r>
+      <w:proofErr w:type="spellStart"/>
       <w:r>
         <w:rPr>
           <w:lang w:val="en-US"/>
         </w:rPr>
         <w:t>wscale</w:t>
       </w:r>
+      <w:proofErr w:type="spellEnd"/>
     </w:p>
     <w:p>
       <w:pPr>
@@ -2132,9 +2235,9 @@
           <w:szCs w:val="20"/>
           <w:lang w:val="en-US"/>
         </w:rPr>
-        <w:t>TIME IP src.</w:t>
-      </w:r>
-      <w:proofErr w:type="gramStart"/>
+        <w:t xml:space="preserve">TIME IP </w:t>
+      </w:r>
+      <w:proofErr w:type="spellStart"/>
       <w:r>
         <w:rPr>
           <w:rFonts w:ascii="Courier New" w:hAnsi="Courier New" w:cs="Courier New"/>
@@ -2142,9 +2245,9 @@
           <w:szCs w:val="20"/>
           <w:lang w:val="en-US"/>
         </w:rPr>
-        <w:t>ip.srcport</w:t>
-      </w:r>
-      <w:proofErr w:type="gramEnd"/>
+        <w:t>src.ip.srcport</w:t>
+      </w:r>
+      <w:proofErr w:type="spellEnd"/>
       <w:r>
         <w:rPr>
           <w:rFonts w:ascii="Courier New" w:hAnsi="Courier New" w:cs="Courier New"/>
@@ -2152,24 +2255,102 @@
           <w:szCs w:val="20"/>
           <w:lang w:val="en-US"/>
         </w:rPr>
-        <w:t xml:space="preserve"> &gt; dst.ip.dstport:FLAGS seq:start:end(len) ack X win Y</w:t>
-      </w:r>
-    </w:p>
-    <w:p>
-      <w:pPr>
+        <w:t xml:space="preserve"> &gt; </w:t>
+      </w:r>
+      <w:proofErr w:type="spellStart"/>
+      <w:r>
         <w:rPr>
           <w:rFonts w:ascii="Courier New" w:hAnsi="Courier New" w:cs="Courier New"/>
           <w:sz w:val="20"/>
           <w:szCs w:val="20"/>
-        </w:rPr>
-      </w:pPr>
+          <w:lang w:val="en-US"/>
+        </w:rPr>
+        <w:t>dst.ip.dstport:FLAGS</w:t>
+      </w:r>
+      <w:proofErr w:type="spellEnd"/>
       <w:r>
         <w:rPr>
           <w:rFonts w:ascii="Courier New" w:hAnsi="Courier New" w:cs="Courier New"/>
           <w:sz w:val="20"/>
           <w:szCs w:val="20"/>
-        </w:rPr>
-        <w:t>&lt;options&gt;</w:t>
+          <w:lang w:val="en-US"/>
+        </w:rPr>
+        <w:t xml:space="preserve"> </w:t>
+      </w:r>
+      <w:proofErr w:type="spellStart"/>
+      <w:r>
+        <w:rPr>
+          <w:rFonts w:ascii="Courier New" w:hAnsi="Courier New" w:cs="Courier New"/>
+          <w:sz w:val="20"/>
+          <w:szCs w:val="20"/>
+          <w:lang w:val="en-US"/>
+        </w:rPr>
+        <w:t>seq:start:end</w:t>
+      </w:r>
+      <w:proofErr w:type="spellEnd"/>
+      <w:r>
+        <w:rPr>
+          <w:rFonts w:ascii="Courier New" w:hAnsi="Courier New" w:cs="Courier New"/>
+          <w:sz w:val="20"/>
+          <w:szCs w:val="20"/>
+          <w:lang w:val="en-US"/>
+        </w:rPr>
+        <w:t>(</w:t>
+      </w:r>
+      <w:proofErr w:type="spellStart"/>
+      <w:r>
+        <w:rPr>
+          <w:rFonts w:ascii="Courier New" w:hAnsi="Courier New" w:cs="Courier New"/>
+          <w:sz w:val="20"/>
+          <w:szCs w:val="20"/>
+          <w:lang w:val="en-US"/>
+        </w:rPr>
+        <w:t>len</w:t>
+      </w:r>
+      <w:proofErr w:type="spellEnd"/>
+      <w:r>
+        <w:rPr>
+          <w:rFonts w:ascii="Courier New" w:hAnsi="Courier New" w:cs="Courier New"/>
+          <w:sz w:val="20"/>
+          <w:szCs w:val="20"/>
+          <w:lang w:val="en-US"/>
+        </w:rPr>
+        <w:t>) ack X win Y</w:t>
+      </w:r>
+    </w:p>
+    <w:p>
+      <w:pPr>
+        <w:rPr>
+          <w:rFonts w:ascii="Courier New" w:hAnsi="Courier New" w:cs="Courier New"/>
+          <w:sz w:val="20"/>
+          <w:szCs w:val="20"/>
+        </w:rPr>
+      </w:pPr>
+      <w:r>
+        <w:rPr>
+          <w:rFonts w:ascii="Courier New" w:hAnsi="Courier New" w:cs="Courier New"/>
+          <w:sz w:val="20"/>
+          <w:szCs w:val="20"/>
+        </w:rPr>
+        <w:t>&lt;</w:t>
+      </w:r>
+      <w:proofErr w:type="spellStart"/>
+      <w:r>
+        <w:rPr>
+          <w:rFonts w:ascii="Courier New" w:hAnsi="Courier New" w:cs="Courier New"/>
+          <w:sz w:val="20"/>
+          <w:szCs w:val="20"/>
+        </w:rPr>
+        <w:t>options</w:t>
+      </w:r>
+      <w:proofErr w:type="spellEnd"/>
+      <w:r>
+        <w:rPr>
+          <w:rFonts w:ascii="Courier New" w:hAnsi="Courier New" w:cs="Courier New"/>
+          <w:sz w:val="20"/>
+          <w:szCs w:val="20"/>
+        </w:rPr>
+        <w:t>&gt;</w:t>
       </w:r>
     </w:p>
     <w:p>
@@ -3342,27 +3523,14 @@
       <w:r>
         <w:t xml:space="preserve">Рисунок </w:t>
       </w:r>
-      <w:r>
-        <w:fldChar w:fldCharType="begin"/>
-      </w:r>
-      <w:r>
-        <w:instrText xml:space="preserve"> SEQ Рисунок \* ARABIC </w:instrText>
-      </w:r>
-      <w:r>
-        <w:fldChar w:fldCharType="separate"/>
-      </w:r>
-      <w:r>
-        <w:rPr>
-          <w:noProof/>
-        </w:rPr>
-        <w:t>5</w:t>
-      </w:r>
-      <w:r>
-        <w:rPr>
-          <w:noProof/>
-        </w:rPr>
-        <w:fldChar w:fldCharType="end"/>
-      </w:r>
+      <w:fldSimple w:instr=" SEQ Рисунок \* ARABIC ">
+        <w:r>
+          <w:rPr>
+            <w:noProof/>
+          </w:rPr>
+          <w:t>5</w:t>
+        </w:r>
+      </w:fldSimple>
       <w:r>
         <w:t xml:space="preserve"> - Тройное рукопожатие</w:t>
       </w:r>
@@ -3374,8 +3542,13 @@
       </w:r>
     </w:p>
     <w:p>
-      <w:r>
-        <w:t>seq = 1045212479</w:t>
+      <w:proofErr w:type="spellStart"/>
+      <w:r>
+        <w:t>seq</w:t>
+      </w:r>
+      <w:proofErr w:type="spellEnd"/>
+      <w:r>
+        <w:t xml:space="preserve"> = 1045212479</w:t>
       </w:r>
     </w:p>
     <w:p>
@@ -3384,13 +3557,23 @@
       </w:r>
     </w:p>
     <w:p>
-      <w:r>
-        <w:t>seq = 703657714</w:t>
-      </w:r>
-    </w:p>
-    <w:p>
-      <w:r>
-        <w:t>ack = 1045212480</w:t>
+      <w:proofErr w:type="spellStart"/>
+      <w:r>
+        <w:t>seq</w:t>
+      </w:r>
+      <w:proofErr w:type="spellEnd"/>
+      <w:r>
+        <w:t xml:space="preserve"> = 703657714</w:t>
+      </w:r>
+    </w:p>
+    <w:p>
+      <w:proofErr w:type="spellStart"/>
+      <w:r>
+        <w:t>ack</w:t>
+      </w:r>
+      <w:proofErr w:type="spellEnd"/>
+      <w:r>
+        <w:t xml:space="preserve"> = 1045212480</w:t>
       </w:r>
     </w:p>
     <w:p>
@@ -3399,8 +3582,13 @@
       </w:r>
     </w:p>
     <w:p>
-      <w:r>
-        <w:t>ack = 703657715</w:t>
+      <w:proofErr w:type="spellStart"/>
+      <w:r>
+        <w:t>ack</w:t>
+      </w:r>
+      <w:proofErr w:type="spellEnd"/>
+      <w:r>
+        <w:t xml:space="preserve"> = 703657715</w:t>
       </w:r>
     </w:p>
     <w:p>
@@ -3451,12 +3639,14 @@
       <w:r>
         <w:t xml:space="preserve"> и библиотека </w:t>
       </w:r>
+      <w:proofErr w:type="spellStart"/>
       <w:r>
         <w:rPr>
           <w:lang w:val="en-US"/>
         </w:rPr>
         <w:t>scapy</w:t>
       </w:r>
+      <w:proofErr w:type="spellEnd"/>
       <w:r>
         <w:t xml:space="preserve">. В начале работы ищутся все интерфейсы в системе, их </w:t>
       </w:r>
@@ -3577,27 +3767,14 @@
       <w:r>
         <w:t xml:space="preserve">Рисунок </w:t>
       </w:r>
-      <w:r>
-        <w:fldChar w:fldCharType="begin"/>
-      </w:r>
-      <w:r>
-        <w:instrText xml:space="preserve"> SEQ Рисунок \* ARABIC </w:instrText>
-      </w:r>
-      <w:r>
-        <w:fldChar w:fldCharType="separate"/>
-      </w:r>
-      <w:r>
-        <w:rPr>
-          <w:noProof/>
-        </w:rPr>
-        <w:t>6</w:t>
-      </w:r>
-      <w:r>
-        <w:rPr>
-          <w:noProof/>
-        </w:rPr>
-        <w:fldChar w:fldCharType="end"/>
-      </w:r>
+      <w:fldSimple w:instr=" SEQ Рисунок \* ARABIC ">
+        <w:r>
+          <w:rPr>
+            <w:noProof/>
+          </w:rPr>
+          <w:t>6</w:t>
+        </w:r>
+      </w:fldSimple>
       <w:r>
         <w:t xml:space="preserve"> - Окно выбора сетевого интерфейса</w:t>
       </w:r>
@@ -3744,30 +3921,14 @@
       <w:r>
         <w:t xml:space="preserve">Рисунок </w:t>
       </w:r>
-      <w:r>
-        <w:fldChar w:fldCharType="begin"/>
-      </w:r>
-      <w:r>
-        <w:instrText xml:space="preserve"> SEQ Рисунок \* ARA</w:instrText>
-      </w:r>
-      <w:r>
-        <w:instrText xml:space="preserve">BIC </w:instrText>
-      </w:r>
-      <w:r>
-        <w:fldChar w:fldCharType="separate"/>
-      </w:r>
-      <w:r>
-        <w:rPr>
-          <w:noProof/>
-        </w:rPr>
-        <w:t>7</w:t>
-      </w:r>
-      <w:r>
-        <w:rPr>
-          <w:noProof/>
-        </w:rPr>
-        <w:fldChar w:fldCharType="end"/>
-      </w:r>
+      <w:fldSimple w:instr=" SEQ Рисунок \* ARABIC ">
+        <w:r>
+          <w:rPr>
+            <w:noProof/>
+          </w:rPr>
+          <w:t>7</w:t>
+        </w:r>
+      </w:fldSimple>
       <w:r>
         <w:t xml:space="preserve"> - Интерфейс для заполнения полей пакета</w:t>
       </w:r>
@@ -3831,27 +3992,14 @@
       <w:r>
         <w:t xml:space="preserve">Рисунок </w:t>
       </w:r>
-      <w:r>
-        <w:fldChar w:fldCharType="begin"/>
-      </w:r>
-      <w:r>
-        <w:instrText xml:space="preserve"> SEQ Рисунок \* ARABIC </w:instrText>
-      </w:r>
-      <w:r>
-        <w:fldChar w:fldCharType="separate"/>
-      </w:r>
-      <w:r>
-        <w:rPr>
-          <w:noProof/>
-        </w:rPr>
-        <w:t>8</w:t>
-      </w:r>
-      <w:r>
-        <w:rPr>
-          <w:noProof/>
-        </w:rPr>
-        <w:fldChar w:fldCharType="end"/>
-      </w:r>
+      <w:fldSimple w:instr=" SEQ Рисунок \* ARABIC ">
+        <w:r>
+          <w:rPr>
+            <w:noProof/>
+          </w:rPr>
+          <w:t>8</w:t>
+        </w:r>
+      </w:fldSimple>
       <w:r>
         <w:t xml:space="preserve"> - </w:t>
       </w:r>
@@ -3916,27 +4064,14 @@
       <w:r>
         <w:t xml:space="preserve">Рисунок </w:t>
       </w:r>
-      <w:r>
-        <w:fldChar w:fldCharType="begin"/>
-      </w:r>
-      <w:r>
-        <w:instrText xml:space="preserve"> SEQ Рисунок \* ARABIC </w:instrText>
-      </w:r>
-      <w:r>
-        <w:fldChar w:fldCharType="separate"/>
-      </w:r>
-      <w:r>
-        <w:rPr>
-          <w:noProof/>
-        </w:rPr>
-        <w:t>9</w:t>
-      </w:r>
-      <w:r>
-        <w:rPr>
-          <w:noProof/>
-        </w:rPr>
-        <w:fldChar w:fldCharType="end"/>
-      </w:r>
+      <w:fldSimple w:instr=" SEQ Рисунок \* ARABIC ">
+        <w:r>
+          <w:rPr>
+            <w:noProof/>
+          </w:rPr>
+          <w:t>9</w:t>
+        </w:r>
+      </w:fldSimple>
       <w:r>
         <w:t xml:space="preserve"> - Трафик теста генератора</w:t>
       </w:r>
@@ -3993,27 +4128,14 @@
       <w:r>
         <w:t xml:space="preserve">Рисунок </w:t>
       </w:r>
-      <w:r>
-        <w:fldChar w:fldCharType="begin"/>
-      </w:r>
-      <w:r>
-        <w:instrText xml:space="preserve"> SEQ Рисунок \* ARABIC </w:instrText>
-      </w:r>
-      <w:r>
-        <w:fldChar w:fldCharType="separate"/>
-      </w:r>
-      <w:r>
-        <w:rPr>
-          <w:noProof/>
-        </w:rPr>
-        <w:t>10</w:t>
-      </w:r>
-      <w:r>
-        <w:rPr>
-          <w:noProof/>
-        </w:rPr>
-        <w:fldChar w:fldCharType="end"/>
-      </w:r>
+      <w:fldSimple w:instr=" SEQ Рисунок \* ARABIC ">
+        <w:r>
+          <w:rPr>
+            <w:noProof/>
+          </w:rPr>
+          <w:t>10</w:t>
+        </w:r>
+      </w:fldSimple>
       <w:r>
         <w:t xml:space="preserve"> - Создание последнего пакета</w:t>
       </w:r>
@@ -4076,27 +4198,14 @@
       <w:r>
         <w:t xml:space="preserve">Рисунок </w:t>
       </w:r>
-      <w:r>
-        <w:fldChar w:fldCharType="begin"/>
-      </w:r>
-      <w:r>
-        <w:instrText xml:space="preserve"> SEQ Рисунок \* ARABIC </w:instrText>
-      </w:r>
-      <w:r>
-        <w:fldChar w:fldCharType="separate"/>
-      </w:r>
-      <w:r>
-        <w:rPr>
-          <w:noProof/>
-        </w:rPr>
-        <w:t>11</w:t>
-      </w:r>
-      <w:r>
-        <w:rPr>
-          <w:noProof/>
-        </w:rPr>
-        <w:fldChar w:fldCharType="end"/>
-      </w:r>
+      <w:fldSimple w:instr=" SEQ Рисунок \* ARABIC ">
+        <w:r>
+          <w:rPr>
+            <w:noProof/>
+          </w:rPr>
+          <w:t>11</w:t>
+        </w:r>
+      </w:fldSimple>
       <w:r>
         <w:t xml:space="preserve"> - Вывод получателя пакетов</w:t>
       </w:r>
@@ -4128,21 +4237,25 @@
       <w:r>
         <w:t xml:space="preserve">При выполнении работы был проведен анализ отправки файла с помощью </w:t>
       </w:r>
+      <w:proofErr w:type="spellStart"/>
       <w:r>
         <w:rPr>
           <w:lang w:val="en-US"/>
         </w:rPr>
         <w:t>netcat</w:t>
       </w:r>
+      <w:proofErr w:type="spellEnd"/>
       <w:r>
         <w:t xml:space="preserve"> и </w:t>
       </w:r>
+      <w:proofErr w:type="spellStart"/>
       <w:r>
         <w:rPr>
           <w:lang w:val="en-US"/>
         </w:rPr>
         <w:t>tcpdump</w:t>
       </w:r>
+      <w:proofErr w:type="spellEnd"/>
       <w:r>
         <w:t xml:space="preserve">. Проанализированы параметры отправляемых пакетов. Также были изучены пакеты </w:t>
       </w:r>
